--- a/labs/lab07/report/arch-pc-lab07-report.docx
+++ b/labs/lab07/report/arch-pc-lab07-report.docx
@@ -186,7 +186,7 @@
       </w:r>
     </w:p>
     <w:bookmarkEnd w:id="21"/>
-    <w:bookmarkStart w:id="199" w:name="выполнение-лабораторной-работы"/>
+    <w:bookmarkStart w:id="200" w:name="выполнение-лабораторной-работы"/>
     <w:p>
       <w:pPr>
         <w:pStyle w:val="Heading1"/>
@@ -195,7 +195,7 @@
         <w:t xml:space="preserve">3. Выполнение лабораторной работы</w:t>
       </w:r>
     </w:p>
-    <w:bookmarkStart w:id="93" w:name="выполнение-1-пункта"/>
+    <w:bookmarkStart w:id="94" w:name="выполнение-1-пункта"/>
     <w:p>
       <w:pPr>
         <w:pStyle w:val="Heading2"/>
@@ -776,7 +776,7 @@
       <w:tr>
         <w:tc>
           <w:tcPr/>
-          <w:bookmarkStart w:id="40" w:name="fig-005"/>
+          <w:bookmarkStart w:id="41" w:name="fig-005"/>
           <w:p>
             <w:pPr>
               <w:pStyle w:val="Compact"/>
@@ -785,20 +785,20 @@
             <w:r>
               <w:drawing>
                 <wp:inline>
-                  <wp:extent cx="3733800" cy="1006186"/>
+                  <wp:extent cx="3733800" cy="792018"/>
                   <wp:effectExtent b="0" l="0" r="0" t="0"/>
-                  <wp:docPr descr="" title="" id="38" name="Picture"/>
+                  <wp:docPr descr="" title="" id="39" name="Picture"/>
                   <a:graphic>
                     <a:graphicData uri="http://schemas.openxmlformats.org/drawingml/2006/picture">
                       <pic:pic>
                         <pic:nvPicPr>
-                          <pic:cNvPr descr="image/2.png" id="39" name="Picture"/>
+                          <pic:cNvPr descr="image/5.png" id="40" name="Picture"/>
                           <pic:cNvPicPr>
                             <a:picLocks noChangeArrowheads="1" noChangeAspect="1"/>
                           </pic:cNvPicPr>
                         </pic:nvPicPr>
                         <pic:blipFill>
-                          <a:blip r:embed="rId26"/>
+                          <a:blip r:embed="rId38"/>
                           <a:stretch>
                             <a:fillRect/>
                           </a:stretch>
@@ -806,7 +806,7 @@
                         <pic:spPr bwMode="auto">
                           <a:xfrm>
                             <a:off x="0" y="0"/>
-                            <a:ext cx="3733800" cy="1006186"/>
+                            <a:ext cx="3733800" cy="792018"/>
                           </a:xfrm>
                           <a:prstGeom prst="rect">
                             <a:avLst/>
@@ -838,7 +838,7 @@
               <w:t xml:space="preserve">Рисунок 5: Создание файла abc1 и копирование в april и may</w:t>
             </w:r>
           </w:p>
-          <w:bookmarkEnd w:id="40"/>
+          <w:bookmarkEnd w:id="41"/>
         </w:tc>
       </w:tr>
     </w:tbl>
@@ -864,7 +864,7 @@
       <w:tr>
         <w:tc>
           <w:tcPr/>
-          <w:bookmarkStart w:id="44" w:name="fig-006"/>
+          <w:bookmarkStart w:id="45" w:name="fig-006"/>
           <w:p>
             <w:pPr>
               <w:pStyle w:val="Compact"/>
@@ -875,18 +875,18 @@
                 <wp:inline>
                   <wp:extent cx="3733800" cy="642257"/>
                   <wp:effectExtent b="0" l="0" r="0" t="0"/>
-                  <wp:docPr descr="" title="" id="42" name="Picture"/>
+                  <wp:docPr descr="" title="" id="43" name="Picture"/>
                   <a:graphic>
                     <a:graphicData uri="http://schemas.openxmlformats.org/drawingml/2006/picture">
                       <pic:pic>
                         <pic:nvPicPr>
-                          <pic:cNvPr descr="image/6.png" id="43" name="Picture"/>
+                          <pic:cNvPr descr="image/6.png" id="44" name="Picture"/>
                           <pic:cNvPicPr>
                             <a:picLocks noChangeArrowheads="1" noChangeAspect="1"/>
                           </pic:cNvPicPr>
                         </pic:nvPicPr>
                         <pic:blipFill>
-                          <a:blip r:embed="rId41"/>
+                          <a:blip r:embed="rId42"/>
                           <a:stretch>
                             <a:fillRect/>
                           </a:stretch>
@@ -926,7 +926,7 @@
               <w:t xml:space="preserve">Рисунок 6: Копирование файлов april и may в директорию monthly</w:t>
             </w:r>
           </w:p>
-          <w:bookmarkEnd w:id="44"/>
+          <w:bookmarkEnd w:id="45"/>
         </w:tc>
       </w:tr>
     </w:tbl>
@@ -952,7 +952,7 @@
       <w:tr>
         <w:tc>
           <w:tcPr/>
-          <w:bookmarkStart w:id="48" w:name="fig-007"/>
+          <w:bookmarkStart w:id="49" w:name="fig-007"/>
           <w:p>
             <w:pPr>
               <w:pStyle w:val="Compact"/>
@@ -963,18 +963,18 @@
                 <wp:inline>
                   <wp:extent cx="3733800" cy="432009"/>
                   <wp:effectExtent b="0" l="0" r="0" t="0"/>
-                  <wp:docPr descr="" title="" id="46" name="Picture"/>
+                  <wp:docPr descr="" title="" id="47" name="Picture"/>
                   <a:graphic>
                     <a:graphicData uri="http://schemas.openxmlformats.org/drawingml/2006/picture">
                       <pic:pic>
                         <pic:nvPicPr>
-                          <pic:cNvPr descr="image/7.png" id="47" name="Picture"/>
+                          <pic:cNvPr descr="image/7.png" id="48" name="Picture"/>
                           <pic:cNvPicPr>
                             <a:picLocks noChangeArrowheads="1" noChangeAspect="1"/>
                           </pic:cNvPicPr>
                         </pic:nvPicPr>
                         <pic:blipFill>
-                          <a:blip r:embed="rId45"/>
+                          <a:blip r:embed="rId46"/>
                           <a:stretch>
                             <a:fillRect/>
                           </a:stretch>
@@ -1014,7 +1014,7 @@
               <w:t xml:space="preserve">Рисунок 7: Копирование файла may в june внутри директории monthly</w:t>
             </w:r>
           </w:p>
-          <w:bookmarkEnd w:id="48"/>
+          <w:bookmarkEnd w:id="49"/>
         </w:tc>
       </w:tr>
     </w:tbl>
@@ -1040,7 +1040,7 @@
       <w:tr>
         <w:tc>
           <w:tcPr/>
-          <w:bookmarkStart w:id="52" w:name="fig-008"/>
+          <w:bookmarkStart w:id="53" w:name="fig-008"/>
           <w:p>
             <w:pPr>
               <w:pStyle w:val="Compact"/>
@@ -1051,18 +1051,18 @@
                 <wp:inline>
                   <wp:extent cx="3733800" cy="846841"/>
                   <wp:effectExtent b="0" l="0" r="0" t="0"/>
-                  <wp:docPr descr="" title="" id="50" name="Picture"/>
+                  <wp:docPr descr="" title="" id="51" name="Picture"/>
                   <a:graphic>
                     <a:graphicData uri="http://schemas.openxmlformats.org/drawingml/2006/picture">
                       <pic:pic>
                         <pic:nvPicPr>
-                          <pic:cNvPr descr="image/8.png" id="51" name="Picture"/>
+                          <pic:cNvPr descr="image/8.png" id="52" name="Picture"/>
                           <pic:cNvPicPr>
                             <a:picLocks noChangeArrowheads="1" noChangeAspect="1"/>
                           </pic:cNvPicPr>
                         </pic:nvPicPr>
                         <pic:blipFill>
-                          <a:blip r:embed="rId49"/>
+                          <a:blip r:embed="rId50"/>
                           <a:stretch>
                             <a:fillRect/>
                           </a:stretch>
@@ -1102,7 +1102,7 @@
               <w:t xml:space="preserve">Рисунок 8: Рекурсивное копирование директории monthly в созданною директорию monthly.00</w:t>
             </w:r>
           </w:p>
-          <w:bookmarkEnd w:id="52"/>
+          <w:bookmarkEnd w:id="53"/>
         </w:tc>
       </w:tr>
     </w:tbl>
@@ -1128,7 +1128,7 @@
       <w:tr>
         <w:tc>
           <w:tcPr/>
-          <w:bookmarkStart w:id="56" w:name="fig-009"/>
+          <w:bookmarkStart w:id="57" w:name="fig-009"/>
           <w:p>
             <w:pPr>
               <w:pStyle w:val="Compact"/>
@@ -1139,18 +1139,18 @@
                 <wp:inline>
                   <wp:extent cx="3733800" cy="1674470"/>
                   <wp:effectExtent b="0" l="0" r="0" t="0"/>
-                  <wp:docPr descr="" title="" id="54" name="Picture"/>
+                  <wp:docPr descr="" title="" id="55" name="Picture"/>
                   <a:graphic>
                     <a:graphicData uri="http://schemas.openxmlformats.org/drawingml/2006/picture">
                       <pic:pic>
                         <pic:nvPicPr>
-                          <pic:cNvPr descr="image/9.png" id="55" name="Picture"/>
+                          <pic:cNvPr descr="image/9.png" id="56" name="Picture"/>
                           <pic:cNvPicPr>
                             <a:picLocks noChangeArrowheads="1" noChangeAspect="1"/>
                           </pic:cNvPicPr>
                         </pic:nvPicPr>
                         <pic:blipFill>
-                          <a:blip r:embed="rId53"/>
+                          <a:blip r:embed="rId54"/>
                           <a:stretch>
                             <a:fillRect/>
                           </a:stretch>
@@ -1190,7 +1190,7 @@
               <w:t xml:space="preserve">Рисунок 9: Рекурсивное копирование директории monthly.00 в директорию /tmp</w:t>
             </w:r>
           </w:p>
-          <w:bookmarkEnd w:id="56"/>
+          <w:bookmarkEnd w:id="57"/>
         </w:tc>
       </w:tr>
     </w:tbl>
@@ -1216,7 +1216,7 @@
       <w:tr>
         <w:tc>
           <w:tcPr/>
-          <w:bookmarkStart w:id="60" w:name="fig-010"/>
+          <w:bookmarkStart w:id="61" w:name="fig-010"/>
           <w:p>
             <w:pPr>
               <w:pStyle w:val="Compact"/>
@@ -1227,18 +1227,18 @@
                 <wp:inline>
                   <wp:extent cx="3733800" cy="330772"/>
                   <wp:effectExtent b="0" l="0" r="0" t="0"/>
-                  <wp:docPr descr="" title="" id="58" name="Picture"/>
+                  <wp:docPr descr="" title="" id="59" name="Picture"/>
                   <a:graphic>
                     <a:graphicData uri="http://schemas.openxmlformats.org/drawingml/2006/picture">
                       <pic:pic>
                         <pic:nvPicPr>
-                          <pic:cNvPr descr="image/10.png" id="59" name="Picture"/>
+                          <pic:cNvPr descr="image/10.png" id="60" name="Picture"/>
                           <pic:cNvPicPr>
                             <a:picLocks noChangeArrowheads="1" noChangeAspect="1"/>
                           </pic:cNvPicPr>
                         </pic:nvPicPr>
                         <pic:blipFill>
-                          <a:blip r:embed="rId57"/>
+                          <a:blip r:embed="rId58"/>
                           <a:stretch>
                             <a:fillRect/>
                           </a:stretch>
@@ -1278,7 +1278,7 @@
               <w:t xml:space="preserve">Рисунок 10: Переименовывание файла april в july</w:t>
             </w:r>
           </w:p>
-          <w:bookmarkEnd w:id="60"/>
+          <w:bookmarkEnd w:id="61"/>
         </w:tc>
       </w:tr>
     </w:tbl>
@@ -1304,7 +1304,7 @@
       <w:tr>
         <w:tc>
           <w:tcPr/>
-          <w:bookmarkStart w:id="64" w:name="fig-011"/>
+          <w:bookmarkStart w:id="65" w:name="fig-011"/>
           <w:p>
             <w:pPr>
               <w:pStyle w:val="Compact"/>
@@ -1315,18 +1315,18 @@
                 <wp:inline>
                   <wp:extent cx="3733800" cy="493548"/>
                   <wp:effectExtent b="0" l="0" r="0" t="0"/>
-                  <wp:docPr descr="" title="" id="62" name="Picture"/>
+                  <wp:docPr descr="" title="" id="63" name="Picture"/>
                   <a:graphic>
                     <a:graphicData uri="http://schemas.openxmlformats.org/drawingml/2006/picture">
                       <pic:pic>
                         <pic:nvPicPr>
-                          <pic:cNvPr descr="image/11.png" id="63" name="Picture"/>
+                          <pic:cNvPr descr="image/11.png" id="64" name="Picture"/>
                           <pic:cNvPicPr>
                             <a:picLocks noChangeArrowheads="1" noChangeAspect="1"/>
                           </pic:cNvPicPr>
                         </pic:nvPicPr>
                         <pic:blipFill>
-                          <a:blip r:embed="rId61"/>
+                          <a:blip r:embed="rId62"/>
                           <a:stretch>
                             <a:fillRect/>
                           </a:stretch>
@@ -1366,7 +1366,7 @@
               <w:t xml:space="preserve">Рисунок 11: Перенос файла july в директорию monthly.00</w:t>
             </w:r>
           </w:p>
-          <w:bookmarkEnd w:id="64"/>
+          <w:bookmarkEnd w:id="65"/>
         </w:tc>
       </w:tr>
     </w:tbl>
@@ -1392,7 +1392,7 @@
       <w:tr>
         <w:tc>
           <w:tcPr/>
-          <w:bookmarkStart w:id="68" w:name="fig-012"/>
+          <w:bookmarkStart w:id="69" w:name="fig-012"/>
           <w:p>
             <w:pPr>
               <w:pStyle w:val="Compact"/>
@@ -1403,18 +1403,18 @@
                 <wp:inline>
                   <wp:extent cx="3733800" cy="360173"/>
                   <wp:effectExtent b="0" l="0" r="0" t="0"/>
-                  <wp:docPr descr="" title="" id="66" name="Picture"/>
+                  <wp:docPr descr="" title="" id="67" name="Picture"/>
                   <a:graphic>
                     <a:graphicData uri="http://schemas.openxmlformats.org/drawingml/2006/picture">
                       <pic:pic>
                         <pic:nvPicPr>
-                          <pic:cNvPr descr="image/12.png" id="67" name="Picture"/>
+                          <pic:cNvPr descr="image/12.png" id="68" name="Picture"/>
                           <pic:cNvPicPr>
                             <a:picLocks noChangeArrowheads="1" noChangeAspect="1"/>
                           </pic:cNvPicPr>
                         </pic:nvPicPr>
                         <pic:blipFill>
-                          <a:blip r:embed="rId65"/>
+                          <a:blip r:embed="rId66"/>
                           <a:stretch>
                             <a:fillRect/>
                           </a:stretch>
@@ -1454,7 +1454,7 @@
               <w:t xml:space="preserve">Рисунок 12: Переименовывание директории monthly.00 в директорию monthly.01</w:t>
             </w:r>
           </w:p>
-          <w:bookmarkEnd w:id="68"/>
+          <w:bookmarkEnd w:id="69"/>
         </w:tc>
       </w:tr>
     </w:tbl>
@@ -1480,7 +1480,7 @@
       <w:tr>
         <w:tc>
           <w:tcPr/>
-          <w:bookmarkStart w:id="72" w:name="fig-013"/>
+          <w:bookmarkStart w:id="73" w:name="fig-013"/>
           <w:p>
             <w:pPr>
               <w:pStyle w:val="Compact"/>
@@ -1491,18 +1491,18 @@
                 <wp:inline>
                   <wp:extent cx="3733800" cy="436325"/>
                   <wp:effectExtent b="0" l="0" r="0" t="0"/>
-                  <wp:docPr descr="" title="" id="70" name="Picture"/>
+                  <wp:docPr descr="" title="" id="71" name="Picture"/>
                   <a:graphic>
                     <a:graphicData uri="http://schemas.openxmlformats.org/drawingml/2006/picture">
                       <pic:pic>
                         <pic:nvPicPr>
-                          <pic:cNvPr descr="image/13.png" id="71" name="Picture"/>
+                          <pic:cNvPr descr="image/13.png" id="72" name="Picture"/>
                           <pic:cNvPicPr>
                             <a:picLocks noChangeArrowheads="1" noChangeAspect="1"/>
                           </pic:cNvPicPr>
                         </pic:nvPicPr>
                         <pic:blipFill>
-                          <a:blip r:embed="rId69"/>
+                          <a:blip r:embed="rId70"/>
                           <a:stretch>
                             <a:fillRect/>
                           </a:stretch>
@@ -1542,7 +1542,7 @@
               <w:t xml:space="preserve">Рисунок 13: Перенос директории monthly.01 в созданную директорию reports</w:t>
             </w:r>
           </w:p>
-          <w:bookmarkEnd w:id="72"/>
+          <w:bookmarkEnd w:id="73"/>
         </w:tc>
       </w:tr>
     </w:tbl>
@@ -1568,7 +1568,7 @@
       <w:tr>
         <w:tc>
           <w:tcPr/>
-          <w:bookmarkStart w:id="76" w:name="fig-014"/>
+          <w:bookmarkStart w:id="77" w:name="fig-014"/>
           <w:p>
             <w:pPr>
               <w:pStyle w:val="Compact"/>
@@ -1579,18 +1579,18 @@
                 <wp:inline>
                   <wp:extent cx="3733800" cy="348139"/>
                   <wp:effectExtent b="0" l="0" r="0" t="0"/>
-                  <wp:docPr descr="" title="" id="74" name="Picture"/>
+                  <wp:docPr descr="" title="" id="75" name="Picture"/>
                   <a:graphic>
                     <a:graphicData uri="http://schemas.openxmlformats.org/drawingml/2006/picture">
                       <pic:pic>
                         <pic:nvPicPr>
-                          <pic:cNvPr descr="image/14.png" id="75" name="Picture"/>
+                          <pic:cNvPr descr="image/14.png" id="76" name="Picture"/>
                           <pic:cNvPicPr>
                             <a:picLocks noChangeArrowheads="1" noChangeAspect="1"/>
                           </pic:cNvPicPr>
                         </pic:nvPicPr>
                         <pic:blipFill>
-                          <a:blip r:embed="rId73"/>
+                          <a:blip r:embed="rId74"/>
                           <a:stretch>
                             <a:fillRect/>
                           </a:stretch>
@@ -1630,7 +1630,7 @@
               <w:t xml:space="preserve">Рисунок 14: Переименовывание директории monthly.01 в monthly внутри директории reports</w:t>
             </w:r>
           </w:p>
-          <w:bookmarkEnd w:id="76"/>
+          <w:bookmarkEnd w:id="77"/>
         </w:tc>
       </w:tr>
     </w:tbl>
@@ -1656,7 +1656,7 @@
       <w:tr>
         <w:tc>
           <w:tcPr/>
-          <w:bookmarkStart w:id="80" w:name="fig-015"/>
+          <w:bookmarkStart w:id="81" w:name="fig-015"/>
           <w:p>
             <w:pPr>
               <w:pStyle w:val="Compact"/>
@@ -1667,18 +1667,18 @@
                 <wp:inline>
                   <wp:extent cx="3733800" cy="837174"/>
                   <wp:effectExtent b="0" l="0" r="0" t="0"/>
-                  <wp:docPr descr="" title="" id="78" name="Picture"/>
+                  <wp:docPr descr="" title="" id="79" name="Picture"/>
                   <a:graphic>
                     <a:graphicData uri="http://schemas.openxmlformats.org/drawingml/2006/picture">
                       <pic:pic>
                         <pic:nvPicPr>
-                          <pic:cNvPr descr="image/15.png" id="79" name="Picture"/>
+                          <pic:cNvPr descr="image/15.png" id="80" name="Picture"/>
                           <pic:cNvPicPr>
                             <a:picLocks noChangeArrowheads="1" noChangeAspect="1"/>
                           </pic:cNvPicPr>
                         </pic:nvPicPr>
                         <pic:blipFill>
-                          <a:blip r:embed="rId77"/>
+                          <a:blip r:embed="rId78"/>
                           <a:stretch>
                             <a:fillRect/>
                           </a:stretch>
@@ -1718,7 +1718,7 @@
               <w:t xml:space="preserve">Рисунок 15: Создание файла may и наделение пользователя правом его исполнения</w:t>
             </w:r>
           </w:p>
-          <w:bookmarkEnd w:id="80"/>
+          <w:bookmarkEnd w:id="81"/>
         </w:tc>
       </w:tr>
     </w:tbl>
@@ -1744,7 +1744,7 @@
       <w:tr>
         <w:tc>
           <w:tcPr/>
-          <w:bookmarkStart w:id="84" w:name="fig-016"/>
+          <w:bookmarkStart w:id="85" w:name="fig-016"/>
           <w:p>
             <w:pPr>
               <w:pStyle w:val="Compact"/>
@@ -1755,18 +1755,18 @@
                 <wp:inline>
                   <wp:extent cx="3733800" cy="410522"/>
                   <wp:effectExtent b="0" l="0" r="0" t="0"/>
-                  <wp:docPr descr="" title="" id="82" name="Picture"/>
+                  <wp:docPr descr="" title="" id="83" name="Picture"/>
                   <a:graphic>
                     <a:graphicData uri="http://schemas.openxmlformats.org/drawingml/2006/picture">
                       <pic:pic>
                         <pic:nvPicPr>
-                          <pic:cNvPr descr="image/16.png" id="83" name="Picture"/>
+                          <pic:cNvPr descr="image/16.png" id="84" name="Picture"/>
                           <pic:cNvPicPr>
                             <a:picLocks noChangeArrowheads="1" noChangeAspect="1"/>
                           </pic:cNvPicPr>
                         </pic:nvPicPr>
                         <pic:blipFill>
-                          <a:blip r:embed="rId81"/>
+                          <a:blip r:embed="rId82"/>
                           <a:stretch>
                             <a:fillRect/>
                           </a:stretch>
@@ -1806,7 +1806,7 @@
               <w:t xml:space="preserve">Рисунок 16: Лишение пользователя права исполнения файла may</w:t>
             </w:r>
           </w:p>
-          <w:bookmarkEnd w:id="84"/>
+          <w:bookmarkEnd w:id="85"/>
         </w:tc>
       </w:tr>
     </w:tbl>
@@ -1832,7 +1832,7 @@
       <w:tr>
         <w:tc>
           <w:tcPr/>
-          <w:bookmarkStart w:id="88" w:name="fig-017"/>
+          <w:bookmarkStart w:id="89" w:name="fig-017"/>
           <w:p>
             <w:pPr>
               <w:pStyle w:val="Compact"/>
@@ -1843,18 +1843,18 @@
                 <wp:inline>
                   <wp:extent cx="3733800" cy="366058"/>
                   <wp:effectExtent b="0" l="0" r="0" t="0"/>
-                  <wp:docPr descr="" title="" id="86" name="Picture"/>
+                  <wp:docPr descr="" title="" id="87" name="Picture"/>
                   <a:graphic>
                     <a:graphicData uri="http://schemas.openxmlformats.org/drawingml/2006/picture">
                       <pic:pic>
                         <pic:nvPicPr>
-                          <pic:cNvPr descr="image/17.png" id="87" name="Picture"/>
+                          <pic:cNvPr descr="image/17.png" id="88" name="Picture"/>
                           <pic:cNvPicPr>
                             <a:picLocks noChangeArrowheads="1" noChangeAspect="1"/>
                           </pic:cNvPicPr>
                         </pic:nvPicPr>
                         <pic:blipFill>
-                          <a:blip r:embed="rId85"/>
+                          <a:blip r:embed="rId86"/>
                           <a:stretch>
                             <a:fillRect/>
                           </a:stretch>
@@ -1894,7 +1894,7 @@
               <w:t xml:space="preserve">Рисунок 17: Лишение права чтения директории monthly группы и остальных</w:t>
             </w:r>
           </w:p>
-          <w:bookmarkEnd w:id="88"/>
+          <w:bookmarkEnd w:id="89"/>
         </w:tc>
       </w:tr>
     </w:tbl>
@@ -1920,7 +1920,7 @@
       <w:tr>
         <w:tc>
           <w:tcPr/>
-          <w:bookmarkStart w:id="92" w:name="fig-018"/>
+          <w:bookmarkStart w:id="93" w:name="fig-018"/>
           <w:p>
             <w:pPr>
               <w:pStyle w:val="Compact"/>
@@ -1931,18 +1931,18 @@
                 <wp:inline>
                   <wp:extent cx="3733800" cy="421558"/>
                   <wp:effectExtent b="0" l="0" r="0" t="0"/>
-                  <wp:docPr descr="" title="" id="90" name="Picture"/>
+                  <wp:docPr descr="" title="" id="91" name="Picture"/>
                   <a:graphic>
                     <a:graphicData uri="http://schemas.openxmlformats.org/drawingml/2006/picture">
                       <pic:pic>
                         <pic:nvPicPr>
-                          <pic:cNvPr descr="image/18.png" id="91" name="Picture"/>
+                          <pic:cNvPr descr="image/18.png" id="92" name="Picture"/>
                           <pic:cNvPicPr>
                             <a:picLocks noChangeArrowheads="1" noChangeAspect="1"/>
                           </pic:cNvPicPr>
                         </pic:nvPicPr>
                         <pic:blipFill>
-                          <a:blip r:embed="rId89"/>
+                          <a:blip r:embed="rId90"/>
                           <a:stretch>
                             <a:fillRect/>
                           </a:stretch>
@@ -1982,12 +1982,12 @@
               <w:t xml:space="preserve">Рисунок 18: Наделение права на перезаписование файла abc1 группы</w:t>
             </w:r>
           </w:p>
-          <w:bookmarkEnd w:id="92"/>
+          <w:bookmarkEnd w:id="93"/>
         </w:tc>
       </w:tr>
     </w:tbl>
-    <w:bookmarkEnd w:id="93"/>
-    <w:bookmarkStart w:id="126" w:name="выполнение-2-пункта"/>
+    <w:bookmarkEnd w:id="94"/>
+    <w:bookmarkStart w:id="127" w:name="выполнение-2-пункта"/>
     <w:p>
       <w:pPr>
         <w:pStyle w:val="Heading2"/>
@@ -2029,7 +2029,7 @@
       <w:tr>
         <w:tc>
           <w:tcPr/>
-          <w:bookmarkStart w:id="97" w:name="fig-019"/>
+          <w:bookmarkStart w:id="98" w:name="fig-019"/>
           <w:p>
             <w:pPr>
               <w:pStyle w:val="Compact"/>
@@ -2040,18 +2040,18 @@
                 <wp:inline>
                   <wp:extent cx="3733800" cy="341471"/>
                   <wp:effectExtent b="0" l="0" r="0" t="0"/>
-                  <wp:docPr descr="" title="" id="95" name="Picture"/>
+                  <wp:docPr descr="" title="" id="96" name="Picture"/>
                   <a:graphic>
                     <a:graphicData uri="http://schemas.openxmlformats.org/drawingml/2006/picture">
                       <pic:pic>
                         <pic:nvPicPr>
-                          <pic:cNvPr descr="image/19.png" id="96" name="Picture"/>
+                          <pic:cNvPr descr="image/19.png" id="97" name="Picture"/>
                           <pic:cNvPicPr>
                             <a:picLocks noChangeArrowheads="1" noChangeAspect="1"/>
                           </pic:cNvPicPr>
                         </pic:nvPicPr>
                         <pic:blipFill>
-                          <a:blip r:embed="rId94"/>
+                          <a:blip r:embed="rId95"/>
                           <a:stretch>
                             <a:fillRect/>
                           </a:stretch>
@@ -2091,7 +2091,7 @@
               <w:t xml:space="preserve">Рисунок 19: Копирование файла</w:t>
             </w:r>
           </w:p>
-          <w:bookmarkEnd w:id="97"/>
+          <w:bookmarkEnd w:id="98"/>
         </w:tc>
       </w:tr>
     </w:tbl>
@@ -2128,7 +2128,7 @@
       <w:tr>
         <w:tc>
           <w:tcPr/>
-          <w:bookmarkStart w:id="101" w:name="fig-020"/>
+          <w:bookmarkStart w:id="102" w:name="fig-020"/>
           <w:p>
             <w:pPr>
               <w:pStyle w:val="Compact"/>
@@ -2139,18 +2139,18 @@
                 <wp:inline>
                   <wp:extent cx="3733800" cy="304157"/>
                   <wp:effectExtent b="0" l="0" r="0" t="0"/>
-                  <wp:docPr descr="" title="" id="99" name="Picture"/>
+                  <wp:docPr descr="" title="" id="100" name="Picture"/>
                   <a:graphic>
                     <a:graphicData uri="http://schemas.openxmlformats.org/drawingml/2006/picture">
                       <pic:pic>
                         <pic:nvPicPr>
-                          <pic:cNvPr descr="image/20.png" id="100" name="Picture"/>
+                          <pic:cNvPr descr="image/20.png" id="101" name="Picture"/>
                           <pic:cNvPicPr>
                             <a:picLocks noChangeArrowheads="1" noChangeAspect="1"/>
                           </pic:cNvPicPr>
                         </pic:nvPicPr>
                         <pic:blipFill>
-                          <a:blip r:embed="rId98"/>
+                          <a:blip r:embed="rId99"/>
                           <a:stretch>
                             <a:fillRect/>
                           </a:stretch>
@@ -2190,7 +2190,7 @@
               <w:t xml:space="preserve">Рисунок 20: Создание директории</w:t>
             </w:r>
           </w:p>
-          <w:bookmarkEnd w:id="101"/>
+          <w:bookmarkEnd w:id="102"/>
         </w:tc>
       </w:tr>
     </w:tbl>
@@ -2227,7 +2227,7 @@
       <w:tr>
         <w:tc>
           <w:tcPr/>
-          <w:bookmarkStart w:id="105" w:name="fig-021"/>
+          <w:bookmarkStart w:id="106" w:name="fig-021"/>
           <w:p>
             <w:pPr>
               <w:pStyle w:val="Compact"/>
@@ -2238,18 +2238,18 @@
                 <wp:inline>
                   <wp:extent cx="3733800" cy="484623"/>
                   <wp:effectExtent b="0" l="0" r="0" t="0"/>
-                  <wp:docPr descr="" title="" id="103" name="Picture"/>
+                  <wp:docPr descr="" title="" id="104" name="Picture"/>
                   <a:graphic>
                     <a:graphicData uri="http://schemas.openxmlformats.org/drawingml/2006/picture">
                       <pic:pic>
                         <pic:nvPicPr>
-                          <pic:cNvPr descr="image/21.png" id="104" name="Picture"/>
+                          <pic:cNvPr descr="image/21.png" id="105" name="Picture"/>
                           <pic:cNvPicPr>
                             <a:picLocks noChangeArrowheads="1" noChangeAspect="1"/>
                           </pic:cNvPicPr>
                         </pic:nvPicPr>
                         <pic:blipFill>
-                          <a:blip r:embed="rId102"/>
+                          <a:blip r:embed="rId103"/>
                           <a:stretch>
                             <a:fillRect/>
                           </a:stretch>
@@ -2289,7 +2289,7 @@
               <w:t xml:space="preserve">Рисунок 21: Перенос файла</w:t>
             </w:r>
           </w:p>
-          <w:bookmarkEnd w:id="105"/>
+          <w:bookmarkEnd w:id="106"/>
         </w:tc>
       </w:tr>
     </w:tbl>
@@ -2326,7 +2326,7 @@
       <w:tr>
         <w:tc>
           <w:tcPr/>
-          <w:bookmarkStart w:id="109" w:name="fig-022"/>
+          <w:bookmarkStart w:id="110" w:name="fig-022"/>
           <w:p>
             <w:pPr>
               <w:pStyle w:val="Compact"/>
@@ -2337,18 +2337,18 @@
                 <wp:inline>
                   <wp:extent cx="3733800" cy="355600"/>
                   <wp:effectExtent b="0" l="0" r="0" t="0"/>
-                  <wp:docPr descr="" title="" id="107" name="Picture"/>
+                  <wp:docPr descr="" title="" id="108" name="Picture"/>
                   <a:graphic>
                     <a:graphicData uri="http://schemas.openxmlformats.org/drawingml/2006/picture">
                       <pic:pic>
                         <pic:nvPicPr>
-                          <pic:cNvPr descr="image/22.png" id="108" name="Picture"/>
+                          <pic:cNvPr descr="image/22.png" id="109" name="Picture"/>
                           <pic:cNvPicPr>
                             <a:picLocks noChangeArrowheads="1" noChangeAspect="1"/>
                           </pic:cNvPicPr>
                         </pic:nvPicPr>
                         <pic:blipFill>
-                          <a:blip r:embed="rId106"/>
+                          <a:blip r:embed="rId107"/>
                           <a:stretch>
                             <a:fillRect/>
                           </a:stretch>
@@ -2388,7 +2388,7 @@
               <w:t xml:space="preserve">Рисунок 22: Переименовывание файла</w:t>
             </w:r>
           </w:p>
-          <w:bookmarkEnd w:id="109"/>
+          <w:bookmarkEnd w:id="110"/>
         </w:tc>
       </w:tr>
     </w:tbl>
@@ -2425,7 +2425,7 @@
       <w:tr>
         <w:tc>
           <w:tcPr/>
-          <w:bookmarkStart w:id="113" w:name="fig-023"/>
+          <w:bookmarkStart w:id="114" w:name="fig-023"/>
           <w:p>
             <w:pPr>
               <w:pStyle w:val="Compact"/>
@@ -2436,18 +2436,18 @@
                 <wp:inline>
                   <wp:extent cx="3733800" cy="624004"/>
                   <wp:effectExtent b="0" l="0" r="0" t="0"/>
-                  <wp:docPr descr="" title="" id="111" name="Picture"/>
+                  <wp:docPr descr="" title="" id="112" name="Picture"/>
                   <a:graphic>
                     <a:graphicData uri="http://schemas.openxmlformats.org/drawingml/2006/picture">
                       <pic:pic>
                         <pic:nvPicPr>
-                          <pic:cNvPr descr="image/23.png" id="112" name="Picture"/>
+                          <pic:cNvPr descr="image/23.png" id="113" name="Picture"/>
                           <pic:cNvPicPr>
                             <a:picLocks noChangeArrowheads="1" noChangeAspect="1"/>
                           </pic:cNvPicPr>
                         </pic:nvPicPr>
                         <pic:blipFill>
-                          <a:blip r:embed="rId110"/>
+                          <a:blip r:embed="rId111"/>
                           <a:stretch>
                             <a:fillRect/>
                           </a:stretch>
@@ -2487,7 +2487,7 @@
               <w:t xml:space="preserve">Рисунок 23: Копирование файла</w:t>
             </w:r>
           </w:p>
-          <w:bookmarkEnd w:id="113"/>
+          <w:bookmarkEnd w:id="114"/>
         </w:tc>
       </w:tr>
     </w:tbl>
@@ -2524,7 +2524,7 @@
       <w:tr>
         <w:tc>
           <w:tcPr/>
-          <w:bookmarkStart w:id="117" w:name="fig-024"/>
+          <w:bookmarkStart w:id="118" w:name="fig-024"/>
           <w:p>
             <w:pPr>
               <w:pStyle w:val="Compact"/>
@@ -2535,18 +2535,18 @@
                 <wp:inline>
                   <wp:extent cx="3733800" cy="484775"/>
                   <wp:effectExtent b="0" l="0" r="0" t="0"/>
-                  <wp:docPr descr="" title="" id="115" name="Picture"/>
+                  <wp:docPr descr="" title="" id="116" name="Picture"/>
                   <a:graphic>
                     <a:graphicData uri="http://schemas.openxmlformats.org/drawingml/2006/picture">
                       <pic:pic>
                         <pic:nvPicPr>
-                          <pic:cNvPr descr="image/24.png" id="116" name="Picture"/>
+                          <pic:cNvPr descr="image/24.png" id="117" name="Picture"/>
                           <pic:cNvPicPr>
                             <a:picLocks noChangeArrowheads="1" noChangeAspect="1"/>
                           </pic:cNvPicPr>
                         </pic:nvPicPr>
                         <pic:blipFill>
-                          <a:blip r:embed="rId114"/>
+                          <a:blip r:embed="rId115"/>
                           <a:stretch>
                             <a:fillRect/>
                           </a:stretch>
@@ -2586,7 +2586,7 @@
               <w:t xml:space="preserve">Рисунок 24: Создание каталога</w:t>
             </w:r>
           </w:p>
-          <w:bookmarkEnd w:id="117"/>
+          <w:bookmarkEnd w:id="118"/>
         </w:tc>
       </w:tr>
     </w:tbl>
@@ -2623,7 +2623,7 @@
       <w:tr>
         <w:tc>
           <w:tcPr/>
-          <w:bookmarkStart w:id="121" w:name="fig-025"/>
+          <w:bookmarkStart w:id="122" w:name="fig-025"/>
           <w:p>
             <w:pPr>
               <w:pStyle w:val="Compact"/>
@@ -2634,18 +2634,18 @@
                 <wp:inline>
                   <wp:extent cx="3733800" cy="687394"/>
                   <wp:effectExtent b="0" l="0" r="0" t="0"/>
-                  <wp:docPr descr="" title="" id="119" name="Picture"/>
+                  <wp:docPr descr="" title="" id="120" name="Picture"/>
                   <a:graphic>
                     <a:graphicData uri="http://schemas.openxmlformats.org/drawingml/2006/picture">
                       <pic:pic>
                         <pic:nvPicPr>
-                          <pic:cNvPr descr="image/25.png" id="120" name="Picture"/>
+                          <pic:cNvPr descr="image/25.png" id="121" name="Picture"/>
                           <pic:cNvPicPr>
                             <a:picLocks noChangeArrowheads="1" noChangeAspect="1"/>
                           </pic:cNvPicPr>
                         </pic:nvPicPr>
                         <pic:blipFill>
-                          <a:blip r:embed="rId118"/>
+                          <a:blip r:embed="rId119"/>
                           <a:stretch>
                             <a:fillRect/>
                           </a:stretch>
@@ -2685,7 +2685,7 @@
               <w:t xml:space="preserve">Рисунок 25: Перенос файлов</w:t>
             </w:r>
           </w:p>
-          <w:bookmarkEnd w:id="121"/>
+          <w:bookmarkEnd w:id="122"/>
         </w:tc>
       </w:tr>
     </w:tbl>
@@ -2722,7 +2722,7 @@
       <w:tr>
         <w:tc>
           <w:tcPr/>
-          <w:bookmarkStart w:id="125" w:name="fig-026"/>
+          <w:bookmarkStart w:id="126" w:name="fig-026"/>
           <w:p>
             <w:pPr>
               <w:pStyle w:val="Compact"/>
@@ -2733,18 +2733,18 @@
                 <wp:inline>
                   <wp:extent cx="3733800" cy="562775"/>
                   <wp:effectExtent b="0" l="0" r="0" t="0"/>
-                  <wp:docPr descr="" title="" id="123" name="Picture"/>
+                  <wp:docPr descr="" title="" id="124" name="Picture"/>
                   <a:graphic>
                     <a:graphicData uri="http://schemas.openxmlformats.org/drawingml/2006/picture">
                       <pic:pic>
                         <pic:nvPicPr>
-                          <pic:cNvPr descr="image/26.png" id="124" name="Picture"/>
+                          <pic:cNvPr descr="image/26.png" id="125" name="Picture"/>
                           <pic:cNvPicPr>
                             <a:picLocks noChangeArrowheads="1" noChangeAspect="1"/>
                           </pic:cNvPicPr>
                         </pic:nvPicPr>
                         <pic:blipFill>
-                          <a:blip r:embed="rId122"/>
+                          <a:blip r:embed="rId123"/>
                           <a:stretch>
                             <a:fillRect/>
                           </a:stretch>
@@ -2784,12 +2784,12 @@
               <w:t xml:space="preserve">Рисунок 26: Создание и перенос каталога</w:t>
             </w:r>
           </w:p>
-          <w:bookmarkEnd w:id="125"/>
+          <w:bookmarkEnd w:id="126"/>
         </w:tc>
       </w:tr>
     </w:tbl>
-    <w:bookmarkEnd w:id="126"/>
-    <w:bookmarkStart w:id="147" w:name="выполнение-3-пункта"/>
+    <w:bookmarkEnd w:id="127"/>
+    <w:bookmarkStart w:id="148" w:name="выполнение-3-пункта"/>
     <w:p>
       <w:pPr>
         <w:pStyle w:val="Heading2"/>
@@ -2927,7 +2927,7 @@
       <w:tr>
         <w:tc>
           <w:tcPr/>
-          <w:bookmarkStart w:id="130" w:name="fig-027"/>
+          <w:bookmarkStart w:id="131" w:name="fig-027"/>
           <w:p>
             <w:pPr>
               <w:pStyle w:val="Compact"/>
@@ -2938,18 +2938,18 @@
                 <wp:inline>
                   <wp:extent cx="3733800" cy="266700"/>
                   <wp:effectExtent b="0" l="0" r="0" t="0"/>
-                  <wp:docPr descr="" title="" id="128" name="Picture"/>
+                  <wp:docPr descr="" title="" id="129" name="Picture"/>
                   <a:graphic>
                     <a:graphicData uri="http://schemas.openxmlformats.org/drawingml/2006/picture">
                       <pic:pic>
                         <pic:nvPicPr>
-                          <pic:cNvPr descr="image/27.png" id="129" name="Picture"/>
+                          <pic:cNvPr descr="image/27.png" id="130" name="Picture"/>
                           <pic:cNvPicPr>
                             <a:picLocks noChangeArrowheads="1" noChangeAspect="1"/>
                           </pic:cNvPicPr>
                         </pic:nvPicPr>
                         <pic:blipFill>
-                          <a:blip r:embed="rId127"/>
+                          <a:blip r:embed="rId128"/>
                           <a:stretch>
                             <a:fillRect/>
                           </a:stretch>
@@ -2989,7 +2989,7 @@
               <w:t xml:space="preserve">Рисунок 27: Создание файлов и каталогов</w:t>
             </w:r>
           </w:p>
-          <w:bookmarkEnd w:id="130"/>
+          <w:bookmarkEnd w:id="131"/>
         </w:tc>
       </w:tr>
     </w:tbl>
@@ -3015,7 +3015,7 @@
       <w:tr>
         <w:tc>
           <w:tcPr/>
-          <w:bookmarkStart w:id="134" w:name="fig-028"/>
+          <w:bookmarkStart w:id="135" w:name="fig-028"/>
           <w:p>
             <w:pPr>
               <w:pStyle w:val="Compact"/>
@@ -3026,18 +3026,18 @@
                 <wp:inline>
                   <wp:extent cx="3733800" cy="2174111"/>
                   <wp:effectExtent b="0" l="0" r="0" t="0"/>
-                  <wp:docPr descr="" title="" id="132" name="Picture"/>
+                  <wp:docPr descr="" title="" id="133" name="Picture"/>
                   <a:graphic>
                     <a:graphicData uri="http://schemas.openxmlformats.org/drawingml/2006/picture">
                       <pic:pic>
                         <pic:nvPicPr>
-                          <pic:cNvPr descr="image/28.png" id="133" name="Picture"/>
+                          <pic:cNvPr descr="image/28.png" id="134" name="Picture"/>
                           <pic:cNvPicPr>
                             <a:picLocks noChangeArrowheads="1" noChangeAspect="1"/>
                           </pic:cNvPicPr>
                         </pic:nvPicPr>
                         <pic:blipFill>
-                          <a:blip r:embed="rId131"/>
+                          <a:blip r:embed="rId132"/>
                           <a:stretch>
                             <a:fillRect/>
                           </a:stretch>
@@ -3077,7 +3077,7 @@
               <w:t xml:space="preserve">Рисунок 28: Проверка прав у созданных файлов</w:t>
             </w:r>
           </w:p>
-          <w:bookmarkEnd w:id="134"/>
+          <w:bookmarkEnd w:id="135"/>
         </w:tc>
       </w:tr>
     </w:tbl>
@@ -3103,7 +3103,7 @@
       <w:tr>
         <w:tc>
           <w:tcPr/>
-          <w:bookmarkStart w:id="138" w:name="fig-029"/>
+          <w:bookmarkStart w:id="139" w:name="fig-029"/>
           <w:p>
             <w:pPr>
               <w:pStyle w:val="Compact"/>
@@ -3114,18 +3114,18 @@
                 <wp:inline>
                   <wp:extent cx="3733800" cy="2299234"/>
                   <wp:effectExtent b="0" l="0" r="0" t="0"/>
-                  <wp:docPr descr="" title="" id="136" name="Picture"/>
+                  <wp:docPr descr="" title="" id="137" name="Picture"/>
                   <a:graphic>
                     <a:graphicData uri="http://schemas.openxmlformats.org/drawingml/2006/picture">
                       <pic:pic>
                         <pic:nvPicPr>
-                          <pic:cNvPr descr="image/29.png" id="137" name="Picture"/>
+                          <pic:cNvPr descr="image/29.png" id="138" name="Picture"/>
                           <pic:cNvPicPr>
                             <a:picLocks noChangeArrowheads="1" noChangeAspect="1"/>
                           </pic:cNvPicPr>
                         </pic:nvPicPr>
                         <pic:blipFill>
-                          <a:blip r:embed="rId135"/>
+                          <a:blip r:embed="rId136"/>
                           <a:stretch>
                             <a:fillRect/>
                           </a:stretch>
@@ -3165,7 +3165,7 @@
               <w:t xml:space="preserve">Рисунок 29: Наделение и отнятие прав</w:t>
             </w:r>
           </w:p>
-          <w:bookmarkEnd w:id="138"/>
+          <w:bookmarkEnd w:id="139"/>
         </w:tc>
       </w:tr>
     </w:tbl>
@@ -3191,7 +3191,7 @@
       <w:tr>
         <w:tc>
           <w:tcPr/>
-          <w:bookmarkStart w:id="142" w:name="fig-030"/>
+          <w:bookmarkStart w:id="143" w:name="fig-030"/>
           <w:p>
             <w:pPr>
               <w:pStyle w:val="Compact"/>
@@ -3202,18 +3202,18 @@
                 <wp:inline>
                   <wp:extent cx="3733800" cy="165029"/>
                   <wp:effectExtent b="0" l="0" r="0" t="0"/>
-                  <wp:docPr descr="" title="" id="140" name="Picture"/>
+                  <wp:docPr descr="" title="" id="141" name="Picture"/>
                   <a:graphic>
                     <a:graphicData uri="http://schemas.openxmlformats.org/drawingml/2006/picture">
                       <pic:pic>
                         <pic:nvPicPr>
-                          <pic:cNvPr descr="image/30.png" id="141" name="Picture"/>
+                          <pic:cNvPr descr="image/30.png" id="142" name="Picture"/>
                           <pic:cNvPicPr>
                             <a:picLocks noChangeArrowheads="1" noChangeAspect="1"/>
                           </pic:cNvPicPr>
                         </pic:nvPicPr>
                         <pic:blipFill>
-                          <a:blip r:embed="rId139"/>
+                          <a:blip r:embed="rId140"/>
                           <a:stretch>
                             <a:fillRect/>
                           </a:stretch>
@@ -3253,7 +3253,7 @@
               <w:t xml:space="preserve">Рисунок 30: Наделение и отнятие прав</w:t>
             </w:r>
           </w:p>
-          <w:bookmarkEnd w:id="142"/>
+          <w:bookmarkEnd w:id="143"/>
         </w:tc>
       </w:tr>
     </w:tbl>
@@ -3279,7 +3279,7 @@
       <w:tr>
         <w:tc>
           <w:tcPr/>
-          <w:bookmarkStart w:id="146" w:name="fig-031"/>
+          <w:bookmarkStart w:id="147" w:name="fig-031"/>
           <w:p>
             <w:pPr>
               <w:pStyle w:val="Compact"/>
@@ -3290,18 +3290,18 @@
                 <wp:inline>
                   <wp:extent cx="3733800" cy="1709355"/>
                   <wp:effectExtent b="0" l="0" r="0" t="0"/>
-                  <wp:docPr descr="" title="" id="144" name="Picture"/>
+                  <wp:docPr descr="" title="" id="145" name="Picture"/>
                   <a:graphic>
                     <a:graphicData uri="http://schemas.openxmlformats.org/drawingml/2006/picture">
                       <pic:pic>
                         <pic:nvPicPr>
-                          <pic:cNvPr descr="image/31.png" id="145" name="Picture"/>
+                          <pic:cNvPr descr="image/31.png" id="146" name="Picture"/>
                           <pic:cNvPicPr>
                             <a:picLocks noChangeArrowheads="1" noChangeAspect="1"/>
                           </pic:cNvPicPr>
                         </pic:nvPicPr>
                         <pic:blipFill>
-                          <a:blip r:embed="rId143"/>
+                          <a:blip r:embed="rId144"/>
                           <a:stretch>
                             <a:fillRect/>
                           </a:stretch>
@@ -3341,12 +3341,12 @@
               <w:t xml:space="preserve">Рисунок 31: Наделение и отнятие прав</w:t>
             </w:r>
           </w:p>
-          <w:bookmarkEnd w:id="146"/>
+          <w:bookmarkEnd w:id="147"/>
         </w:tc>
       </w:tr>
     </w:tbl>
-    <w:bookmarkEnd w:id="147"/>
-    <w:bookmarkStart w:id="196" w:name="выполнение-4-пункта"/>
+    <w:bookmarkEnd w:id="148"/>
+    <w:bookmarkStart w:id="197" w:name="выполнение-4-пункта"/>
     <w:p>
       <w:pPr>
         <w:pStyle w:val="Heading2"/>
@@ -3388,7 +3388,7 @@
       <w:tr>
         <w:tc>
           <w:tcPr/>
-          <w:bookmarkStart w:id="151" w:name="fig-032"/>
+          <w:bookmarkStart w:id="152" w:name="fig-032"/>
           <w:p>
             <w:pPr>
               <w:pStyle w:val="Compact"/>
@@ -3399,18 +3399,18 @@
                 <wp:inline>
                   <wp:extent cx="3733800" cy="2091527"/>
                   <wp:effectExtent b="0" l="0" r="0" t="0"/>
-                  <wp:docPr descr="" title="" id="149" name="Picture"/>
+                  <wp:docPr descr="" title="" id="150" name="Picture"/>
                   <a:graphic>
                     <a:graphicData uri="http://schemas.openxmlformats.org/drawingml/2006/picture">
                       <pic:pic>
                         <pic:nvPicPr>
-                          <pic:cNvPr descr="image/32.png" id="150" name="Picture"/>
+                          <pic:cNvPr descr="image/32.png" id="151" name="Picture"/>
                           <pic:cNvPicPr>
                             <a:picLocks noChangeArrowheads="1" noChangeAspect="1"/>
                           </pic:cNvPicPr>
                         </pic:nvPicPr>
                         <pic:blipFill>
-                          <a:blip r:embed="rId148"/>
+                          <a:blip r:embed="rId149"/>
                           <a:stretch>
                             <a:fillRect/>
                           </a:stretch>
@@ -3450,7 +3450,7 @@
               <w:t xml:space="preserve">Рисунок 32: Просмотр содержимого</w:t>
             </w:r>
           </w:p>
-          <w:bookmarkEnd w:id="151"/>
+          <w:bookmarkEnd w:id="152"/>
         </w:tc>
       </w:tr>
     </w:tbl>
@@ -3487,7 +3487,7 @@
       <w:tr>
         <w:tc>
           <w:tcPr/>
-          <w:bookmarkStart w:id="155" w:name="fig-033"/>
+          <w:bookmarkStart w:id="156" w:name="fig-033"/>
           <w:p>
             <w:pPr>
               <w:pStyle w:val="Compact"/>
@@ -3498,18 +3498,18 @@
                 <wp:inline>
                   <wp:extent cx="3733800" cy="450443"/>
                   <wp:effectExtent b="0" l="0" r="0" t="0"/>
-                  <wp:docPr descr="" title="" id="153" name="Picture"/>
+                  <wp:docPr descr="" title="" id="154" name="Picture"/>
                   <a:graphic>
                     <a:graphicData uri="http://schemas.openxmlformats.org/drawingml/2006/picture">
                       <pic:pic>
                         <pic:nvPicPr>
-                          <pic:cNvPr descr="image/33.png" id="154" name="Picture"/>
+                          <pic:cNvPr descr="image/33.png" id="155" name="Picture"/>
                           <pic:cNvPicPr>
                             <a:picLocks noChangeArrowheads="1" noChangeAspect="1"/>
                           </pic:cNvPicPr>
                         </pic:nvPicPr>
                         <pic:blipFill>
-                          <a:blip r:embed="rId152"/>
+                          <a:blip r:embed="rId153"/>
                           <a:stretch>
                             <a:fillRect/>
                           </a:stretch>
@@ -3549,7 +3549,7 @@
               <w:t xml:space="preserve">Рисунок 33: Копирование файла</w:t>
             </w:r>
           </w:p>
-          <w:bookmarkEnd w:id="155"/>
+          <w:bookmarkEnd w:id="156"/>
         </w:tc>
       </w:tr>
     </w:tbl>
@@ -3586,7 +3586,7 @@
       <w:tr>
         <w:tc>
           <w:tcPr/>
-          <w:bookmarkStart w:id="159" w:name="fig-034"/>
+          <w:bookmarkStart w:id="160" w:name="fig-034"/>
           <w:p>
             <w:pPr>
               <w:pStyle w:val="Compact"/>
@@ -3597,18 +3597,18 @@
                 <wp:inline>
                   <wp:extent cx="3733800" cy="247928"/>
                   <wp:effectExtent b="0" l="0" r="0" t="0"/>
-                  <wp:docPr descr="" title="" id="157" name="Picture"/>
+                  <wp:docPr descr="" title="" id="158" name="Picture"/>
                   <a:graphic>
                     <a:graphicData uri="http://schemas.openxmlformats.org/drawingml/2006/picture">
                       <pic:pic>
                         <pic:nvPicPr>
-                          <pic:cNvPr descr="image/34.png" id="158" name="Picture"/>
+                          <pic:cNvPr descr="image/34.png" id="159" name="Picture"/>
                           <pic:cNvPicPr>
                             <a:picLocks noChangeArrowheads="1" noChangeAspect="1"/>
                           </pic:cNvPicPr>
                         </pic:nvPicPr>
                         <pic:blipFill>
-                          <a:blip r:embed="rId156"/>
+                          <a:blip r:embed="rId157"/>
                           <a:stretch>
                             <a:fillRect/>
                           </a:stretch>
@@ -3648,7 +3648,7 @@
               <w:t xml:space="preserve">Рисунок 34: Копирование файла</w:t>
             </w:r>
           </w:p>
-          <w:bookmarkEnd w:id="159"/>
+          <w:bookmarkEnd w:id="160"/>
         </w:tc>
       </w:tr>
     </w:tbl>
@@ -3685,7 +3685,7 @@
       <w:tr>
         <w:tc>
           <w:tcPr/>
-          <w:bookmarkStart w:id="163" w:name="fig-035"/>
+          <w:bookmarkStart w:id="164" w:name="fig-035"/>
           <w:p>
             <w:pPr>
               <w:pStyle w:val="Compact"/>
@@ -3696,18 +3696,18 @@
                 <wp:inline>
                   <wp:extent cx="3733800" cy="631615"/>
                   <wp:effectExtent b="0" l="0" r="0" t="0"/>
-                  <wp:docPr descr="" title="" id="161" name="Picture"/>
+                  <wp:docPr descr="" title="" id="162" name="Picture"/>
                   <a:graphic>
                     <a:graphicData uri="http://schemas.openxmlformats.org/drawingml/2006/picture">
                       <pic:pic>
                         <pic:nvPicPr>
-                          <pic:cNvPr descr="image/35.png" id="162" name="Picture"/>
+                          <pic:cNvPr descr="image/35.png" id="163" name="Picture"/>
                           <pic:cNvPicPr>
                             <a:picLocks noChangeArrowheads="1" noChangeAspect="1"/>
                           </pic:cNvPicPr>
                         </pic:nvPicPr>
                         <pic:blipFill>
-                          <a:blip r:embed="rId160"/>
+                          <a:blip r:embed="rId161"/>
                           <a:stretch>
                             <a:fillRect/>
                           </a:stretch>
@@ -3747,7 +3747,7 @@
               <w:t xml:space="preserve">Рисунок 35: Копирование каталога</w:t>
             </w:r>
           </w:p>
-          <w:bookmarkEnd w:id="163"/>
+          <w:bookmarkEnd w:id="164"/>
         </w:tc>
       </w:tr>
     </w:tbl>
@@ -3784,7 +3784,7 @@
       <w:tr>
         <w:tc>
           <w:tcPr/>
-          <w:bookmarkStart w:id="167" w:name="fig-036"/>
+          <w:bookmarkStart w:id="168" w:name="fig-036"/>
           <w:p>
             <w:pPr>
               <w:pStyle w:val="Compact"/>
@@ -3795,18 +3795,18 @@
                 <wp:inline>
                   <wp:extent cx="3733800" cy="466725"/>
                   <wp:effectExtent b="0" l="0" r="0" t="0"/>
-                  <wp:docPr descr="" title="" id="165" name="Picture"/>
+                  <wp:docPr descr="" title="" id="166" name="Picture"/>
                   <a:graphic>
                     <a:graphicData uri="http://schemas.openxmlformats.org/drawingml/2006/picture">
                       <pic:pic>
                         <pic:nvPicPr>
-                          <pic:cNvPr descr="image/36.png" id="166" name="Picture"/>
+                          <pic:cNvPr descr="image/36.png" id="167" name="Picture"/>
                           <pic:cNvPicPr>
                             <a:picLocks noChangeArrowheads="1" noChangeAspect="1"/>
                           </pic:cNvPicPr>
                         </pic:nvPicPr>
                         <pic:blipFill>
-                          <a:blip r:embed="rId164"/>
+                          <a:blip r:embed="rId165"/>
                           <a:stretch>
                             <a:fillRect/>
                           </a:stretch>
@@ -3846,7 +3846,7 @@
               <w:t xml:space="preserve">Рисунок 36: Перемещение каталога</w:t>
             </w:r>
           </w:p>
-          <w:bookmarkEnd w:id="167"/>
+          <w:bookmarkEnd w:id="168"/>
         </w:tc>
       </w:tr>
     </w:tbl>
@@ -3883,7 +3883,7 @@
       <w:tr>
         <w:tc>
           <w:tcPr/>
-          <w:bookmarkStart w:id="171" w:name="fig-037"/>
+          <w:bookmarkStart w:id="172" w:name="fig-037"/>
           <w:p>
             <w:pPr>
               <w:pStyle w:val="Compact"/>
@@ -3894,18 +3894,18 @@
                 <wp:inline>
                   <wp:extent cx="3733800" cy="445957"/>
                   <wp:effectExtent b="0" l="0" r="0" t="0"/>
-                  <wp:docPr descr="" title="" id="169" name="Picture"/>
+                  <wp:docPr descr="" title="" id="170" name="Picture"/>
                   <a:graphic>
                     <a:graphicData uri="http://schemas.openxmlformats.org/drawingml/2006/picture">
                       <pic:pic>
                         <pic:nvPicPr>
-                          <pic:cNvPr descr="image/37.png" id="170" name="Picture"/>
+                          <pic:cNvPr descr="image/37.png" id="171" name="Picture"/>
                           <pic:cNvPicPr>
                             <a:picLocks noChangeArrowheads="1" noChangeAspect="1"/>
                           </pic:cNvPicPr>
                         </pic:nvPicPr>
                         <pic:blipFill>
-                          <a:blip r:embed="rId168"/>
+                          <a:blip r:embed="rId169"/>
                           <a:stretch>
                             <a:fillRect/>
                           </a:stretch>
@@ -3945,7 +3945,7 @@
               <w:t xml:space="preserve">Рисунок 37: Лишение прав</w:t>
             </w:r>
           </w:p>
-          <w:bookmarkEnd w:id="171"/>
+          <w:bookmarkEnd w:id="172"/>
         </w:tc>
       </w:tr>
     </w:tbl>
@@ -3982,7 +3982,7 @@
       <w:tr>
         <w:tc>
           <w:tcPr/>
-          <w:bookmarkStart w:id="175" w:name="fig-038"/>
+          <w:bookmarkStart w:id="176" w:name="fig-038"/>
           <w:p>
             <w:pPr>
               <w:pStyle w:val="Compact"/>
@@ -3993,18 +3993,18 @@
                 <wp:inline>
                   <wp:extent cx="3670300" cy="457200"/>
                   <wp:effectExtent b="0" l="0" r="0" t="0"/>
-                  <wp:docPr descr="" title="" id="173" name="Picture"/>
+                  <wp:docPr descr="" title="" id="174" name="Picture"/>
                   <a:graphic>
                     <a:graphicData uri="http://schemas.openxmlformats.org/drawingml/2006/picture">
                       <pic:pic>
                         <pic:nvPicPr>
-                          <pic:cNvPr descr="image/38.png" id="174" name="Picture"/>
+                          <pic:cNvPr descr="image/38.png" id="175" name="Picture"/>
                           <pic:cNvPicPr>
                             <a:picLocks noChangeArrowheads="1" noChangeAspect="1"/>
                           </pic:cNvPicPr>
                         </pic:nvPicPr>
                         <pic:blipFill>
-                          <a:blip r:embed="rId172"/>
+                          <a:blip r:embed="rId173"/>
                           <a:stretch>
                             <a:fillRect/>
                           </a:stretch>
@@ -4044,7 +4044,7 @@
               <w:t xml:space="preserve">Рисунок 38: Попытка просмотреть файл</w:t>
             </w:r>
           </w:p>
-          <w:bookmarkEnd w:id="175"/>
+          <w:bookmarkEnd w:id="176"/>
         </w:tc>
       </w:tr>
     </w:tbl>
@@ -4081,7 +4081,7 @@
       <w:tr>
         <w:tc>
           <w:tcPr/>
-          <w:bookmarkStart w:id="179" w:name="fig-039"/>
+          <w:bookmarkStart w:id="180" w:name="fig-039"/>
           <w:p>
             <w:pPr>
               <w:pStyle w:val="Compact"/>
@@ -4092,18 +4092,18 @@
                 <wp:inline>
                   <wp:extent cx="3733800" cy="246353"/>
                   <wp:effectExtent b="0" l="0" r="0" t="0"/>
-                  <wp:docPr descr="" title="" id="177" name="Picture"/>
+                  <wp:docPr descr="" title="" id="178" name="Picture"/>
                   <a:graphic>
                     <a:graphicData uri="http://schemas.openxmlformats.org/drawingml/2006/picture">
                       <pic:pic>
                         <pic:nvPicPr>
-                          <pic:cNvPr descr="image/39.png" id="178" name="Picture"/>
+                          <pic:cNvPr descr="image/39.png" id="179" name="Picture"/>
                           <pic:cNvPicPr>
                             <a:picLocks noChangeArrowheads="1" noChangeAspect="1"/>
                           </pic:cNvPicPr>
                         </pic:nvPicPr>
                         <pic:blipFill>
-                          <a:blip r:embed="rId176"/>
+                          <a:blip r:embed="rId177"/>
                           <a:stretch>
                             <a:fillRect/>
                           </a:stretch>
@@ -4143,7 +4143,7 @@
               <w:t xml:space="preserve">Рисунок 39: Попытка копирование файла</w:t>
             </w:r>
           </w:p>
-          <w:bookmarkEnd w:id="179"/>
+          <w:bookmarkEnd w:id="180"/>
         </w:tc>
       </w:tr>
     </w:tbl>
@@ -4180,7 +4180,7 @@
       <w:tr>
         <w:tc>
           <w:tcPr/>
-          <w:bookmarkStart w:id="183" w:name="fig-040"/>
+          <w:bookmarkStart w:id="184" w:name="fig-040"/>
           <w:p>
             <w:pPr>
               <w:pStyle w:val="Compact"/>
@@ -4191,18 +4191,18 @@
                 <wp:inline>
                   <wp:extent cx="3733800" cy="168367"/>
                   <wp:effectExtent b="0" l="0" r="0" t="0"/>
-                  <wp:docPr descr="" title="" id="181" name="Picture"/>
+                  <wp:docPr descr="" title="" id="182" name="Picture"/>
                   <a:graphic>
                     <a:graphicData uri="http://schemas.openxmlformats.org/drawingml/2006/picture">
                       <pic:pic>
                         <pic:nvPicPr>
-                          <pic:cNvPr descr="image/40.png" id="182" name="Picture"/>
+                          <pic:cNvPr descr="image/40.png" id="183" name="Picture"/>
                           <pic:cNvPicPr>
                             <a:picLocks noChangeArrowheads="1" noChangeAspect="1"/>
                           </pic:cNvPicPr>
                         </pic:nvPicPr>
                         <pic:blipFill>
-                          <a:blip r:embed="rId180"/>
+                          <a:blip r:embed="rId181"/>
                           <a:stretch>
                             <a:fillRect/>
                           </a:stretch>
@@ -4242,7 +4242,7 @@
               <w:t xml:space="preserve">Рисунок 40: Наделение права владельца</w:t>
             </w:r>
           </w:p>
-          <w:bookmarkEnd w:id="183"/>
+          <w:bookmarkEnd w:id="184"/>
         </w:tc>
       </w:tr>
     </w:tbl>
@@ -4279,7 +4279,7 @@
       <w:tr>
         <w:tc>
           <w:tcPr/>
-          <w:bookmarkStart w:id="187" w:name="fig-041"/>
+          <w:bookmarkStart w:id="188" w:name="fig-041"/>
           <w:p>
             <w:pPr>
               <w:pStyle w:val="Compact"/>
@@ -4290,18 +4290,18 @@
                 <wp:inline>
                   <wp:extent cx="3733800" cy="2564305"/>
                   <wp:effectExtent b="0" l="0" r="0" t="0"/>
-                  <wp:docPr descr="" title="" id="185" name="Picture"/>
+                  <wp:docPr descr="" title="" id="186" name="Picture"/>
                   <a:graphic>
                     <a:graphicData uri="http://schemas.openxmlformats.org/drawingml/2006/picture">
                       <pic:pic>
                         <pic:nvPicPr>
-                          <pic:cNvPr descr="image/41.png" id="186" name="Picture"/>
+                          <pic:cNvPr descr="image/41.png" id="187" name="Picture"/>
                           <pic:cNvPicPr>
                             <a:picLocks noChangeArrowheads="1" noChangeAspect="1"/>
                           </pic:cNvPicPr>
                         </pic:nvPicPr>
                         <pic:blipFill>
-                          <a:blip r:embed="rId184"/>
+                          <a:blip r:embed="rId185"/>
                           <a:stretch>
                             <a:fillRect/>
                           </a:stretch>
@@ -4341,7 +4341,7 @@
               <w:t xml:space="preserve">Рисунок 41: Лишение прав</w:t>
             </w:r>
           </w:p>
-          <w:bookmarkEnd w:id="187"/>
+          <w:bookmarkEnd w:id="188"/>
         </w:tc>
       </w:tr>
     </w:tbl>
@@ -4378,7 +4378,7 @@
       <w:tr>
         <w:tc>
           <w:tcPr/>
-          <w:bookmarkStart w:id="191" w:name="fig-042"/>
+          <w:bookmarkStart w:id="192" w:name="fig-042"/>
           <w:p>
             <w:pPr>
               <w:pStyle w:val="Compact"/>
@@ -4389,18 +4389,18 @@
                 <wp:inline>
                   <wp:extent cx="3733800" cy="341026"/>
                   <wp:effectExtent b="0" l="0" r="0" t="0"/>
-                  <wp:docPr descr="" title="" id="189" name="Picture"/>
+                  <wp:docPr descr="" title="" id="190" name="Picture"/>
                   <a:graphic>
                     <a:graphicData uri="http://schemas.openxmlformats.org/drawingml/2006/picture">
                       <pic:pic>
                         <pic:nvPicPr>
-                          <pic:cNvPr descr="image/42.png" id="190" name="Picture"/>
+                          <pic:cNvPr descr="image/42.png" id="191" name="Picture"/>
                           <pic:cNvPicPr>
                             <a:picLocks noChangeArrowheads="1" noChangeAspect="1"/>
                           </pic:cNvPicPr>
                         </pic:nvPicPr>
                         <pic:blipFill>
-                          <a:blip r:embed="rId188"/>
+                          <a:blip r:embed="rId189"/>
                           <a:stretch>
                             <a:fillRect/>
                           </a:stretch>
@@ -4440,7 +4440,7 @@
               <w:t xml:space="preserve">Рисунок 42: Попытка перехода в каталог</w:t>
             </w:r>
           </w:p>
-          <w:bookmarkEnd w:id="191"/>
+          <w:bookmarkEnd w:id="192"/>
         </w:tc>
       </w:tr>
     </w:tbl>
@@ -4477,7 +4477,7 @@
       <w:tr>
         <w:tc>
           <w:tcPr/>
-          <w:bookmarkStart w:id="195" w:name="fig-043"/>
+          <w:bookmarkStart w:id="196" w:name="fig-043"/>
           <w:p>
             <w:pPr>
               <w:pStyle w:val="Compact"/>
@@ -4488,18 +4488,18 @@
                 <wp:inline>
                   <wp:extent cx="3733800" cy="190147"/>
                   <wp:effectExtent b="0" l="0" r="0" t="0"/>
-                  <wp:docPr descr="" title="" id="193" name="Picture"/>
+                  <wp:docPr descr="" title="" id="194" name="Picture"/>
                   <a:graphic>
                     <a:graphicData uri="http://schemas.openxmlformats.org/drawingml/2006/picture">
                       <pic:pic>
                         <pic:nvPicPr>
-                          <pic:cNvPr descr="image/43.png" id="194" name="Picture"/>
+                          <pic:cNvPr descr="image/43.png" id="195" name="Picture"/>
                           <pic:cNvPicPr>
                             <a:picLocks noChangeArrowheads="1" noChangeAspect="1"/>
                           </pic:cNvPicPr>
                         </pic:nvPicPr>
                         <pic:blipFill>
-                          <a:blip r:embed="rId192"/>
+                          <a:blip r:embed="rId193"/>
                           <a:stretch>
                             <a:fillRect/>
                           </a:stretch>
@@ -4539,12 +4539,12 @@
               <w:t xml:space="preserve">Рисунок 43: Наделение права владельца</w:t>
             </w:r>
           </w:p>
-          <w:bookmarkEnd w:id="195"/>
+          <w:bookmarkEnd w:id="196"/>
         </w:tc>
       </w:tr>
     </w:tbl>
-    <w:bookmarkEnd w:id="196"/>
-    <w:bookmarkStart w:id="197" w:name="выполнение-5-пункта"/>
+    <w:bookmarkEnd w:id="197"/>
+    <w:bookmarkStart w:id="198" w:name="выполнение-5-пункта"/>
     <w:p>
       <w:pPr>
         <w:pStyle w:val="Heading2"/>
@@ -4609,8 +4609,8 @@
         <w:t xml:space="preserve">kill: Используется для отправки сигналов процессам в Linux, что может привести к завершению процесса.</w:t>
       </w:r>
     </w:p>
-    <w:bookmarkEnd w:id="197"/>
-    <w:bookmarkStart w:id="198" w:name="ответы-на-контрольные-вопросы"/>
+    <w:bookmarkEnd w:id="198"/>
+    <w:bookmarkStart w:id="199" w:name="ответы-на-контрольные-вопросы"/>
     <w:p>
       <w:pPr>
         <w:pStyle w:val="Heading2"/>
@@ -5217,9 +5217,9 @@
         <w:t xml:space="preserve">Права доступа к файлу или каталогу можно изменить, воспользовавшись командой chmod. Сделать это может владелец файла (или каталога) или пользователь с правами администратора.</w:t>
       </w:r>
     </w:p>
-    <w:bookmarkEnd w:id="198"/>
     <w:bookmarkEnd w:id="199"/>
-    <w:bookmarkStart w:id="200" w:name="выводы"/>
+    <w:bookmarkEnd w:id="200"/>
+    <w:bookmarkStart w:id="201" w:name="выводы"/>
     <w:p>
       <w:pPr>
         <w:pStyle w:val="Heading1"/>
@@ -5242,7 +5242,7 @@
         <w:t xml:space="preserve">с файлами и каталогами, по управлению процессами (и работами), по проверке использования диска и обслуживанию файловой системы.</w:t>
       </w:r>
     </w:p>
-    <w:bookmarkEnd w:id="200"/>
+    <w:bookmarkEnd w:id="201"/>
     <w:sectPr/>
   </w:body>
 </w:document>
